--- a/Отчёты/Отчёт Лаб2,3.docx
+++ b/Отчёты/Отчёт Лаб2,3.docx
@@ -1056,6 +1056,7 @@
           <w:rFonts w:ascii="Times New Roman" w:hAnsi="Times New Roman" w:cs="Times New Roman"/>
           <w:sz w:val="28"/>
           <w:szCs w:val="28"/>
+          <w:lang w:val="en-US"/>
         </w:rPr>
       </w:pPr>
       <w:r>
@@ -1171,7 +1172,16 @@
           <w:szCs w:val="28"/>
         </w:rPr>
       </w:pPr>
-      <w:r>
+    </w:p>
+    <w:p>
+      <w:pPr>
+        <w:keepNext/>
+        <w:tabs>
+          <w:tab w:val="left" w:pos="6015"/>
+        </w:tabs>
+        <w:spacing w:after="0" w:line="360" w:lineRule="auto"/>
+        <w:ind w:firstLine="709"/>
+        <w:jc w:val="both"/>
         <w:rPr>
           <w:rFonts w:ascii="Times New Roman" w:hAnsi="Times New Roman" w:cs="Times New Roman"/>
           <w:b/>
@@ -1179,32 +1189,7 @@
           <w:sz w:val="28"/>
           <w:szCs w:val="28"/>
         </w:rPr>
-        <w:t>Алгоритм программы</w:t>
-      </w:r>
-    </w:p>
-    <w:p>
-      <w:pPr>
-        <w:keepNext/>
-        <w:tabs>
-          <w:tab w:val="left" w:pos="6015"/>
-        </w:tabs>
-        <w:spacing w:after="0" w:line="360" w:lineRule="auto"/>
-        <w:ind w:firstLine="709"/>
-        <w:jc w:val="both"/>
-        <w:rPr>
-          <w:rFonts w:ascii="Times New Roman" w:hAnsi="Times New Roman" w:cs="Times New Roman"/>
-          <w:sz w:val="28"/>
-          <w:szCs w:val="28"/>
-        </w:rPr>
-      </w:pPr>
-      <w:r>
-        <w:rPr>
-          <w:rFonts w:ascii="Times New Roman" w:hAnsi="Times New Roman" w:cs="Times New Roman"/>
-          <w:sz w:val="28"/>
-          <w:szCs w:val="28"/>
-        </w:rPr>
-        <w:t>Алгоритм программы представлен блок-схемой.</w:t>
-      </w:r>
+      </w:pPr>
     </w:p>
     <w:p>
       <w:pPr>
@@ -1223,21 +1208,290 @@
           <w:szCs w:val="28"/>
         </w:rPr>
       </w:pPr>
-      <w:r>
-        <w:rPr>
-          <w:rFonts w:ascii="Times New Roman" w:hAnsi="Times New Roman" w:cs="Times New Roman"/>
+    </w:p>
+    <w:p>
+      <w:pPr>
+        <w:keepNext/>
+        <w:tabs>
+          <w:tab w:val="left" w:pos="6015"/>
+        </w:tabs>
+        <w:spacing w:after="0" w:line="360" w:lineRule="auto"/>
+        <w:ind w:firstLine="709"/>
+        <w:jc w:val="both"/>
+        <w:rPr>
+          <w:rFonts w:ascii="Times New Roman" w:hAnsi="Times New Roman" w:cs="Times New Roman"/>
+          <w:b/>
+          <w:bCs/>
+          <w:sz w:val="28"/>
+          <w:szCs w:val="28"/>
+        </w:rPr>
+      </w:pPr>
+    </w:p>
+    <w:p>
+      <w:pPr>
+        <w:keepNext/>
+        <w:tabs>
+          <w:tab w:val="left" w:pos="6015"/>
+        </w:tabs>
+        <w:spacing w:after="0" w:line="360" w:lineRule="auto"/>
+        <w:ind w:firstLine="709"/>
+        <w:jc w:val="both"/>
+        <w:rPr>
+          <w:rFonts w:ascii="Times New Roman" w:hAnsi="Times New Roman" w:cs="Times New Roman"/>
+          <w:b/>
+          <w:bCs/>
+          <w:sz w:val="28"/>
+          <w:szCs w:val="28"/>
+        </w:rPr>
+      </w:pPr>
+    </w:p>
+    <w:p>
+      <w:pPr>
+        <w:keepNext/>
+        <w:tabs>
+          <w:tab w:val="left" w:pos="6015"/>
+        </w:tabs>
+        <w:spacing w:after="0" w:line="360" w:lineRule="auto"/>
+        <w:ind w:firstLine="709"/>
+        <w:jc w:val="both"/>
+        <w:rPr>
+          <w:rFonts w:ascii="Times New Roman" w:hAnsi="Times New Roman" w:cs="Times New Roman"/>
+          <w:b/>
+          <w:bCs/>
+          <w:sz w:val="28"/>
+          <w:szCs w:val="28"/>
+        </w:rPr>
+      </w:pPr>
+    </w:p>
+    <w:p>
+      <w:pPr>
+        <w:keepNext/>
+        <w:tabs>
+          <w:tab w:val="left" w:pos="6015"/>
+        </w:tabs>
+        <w:spacing w:after="0" w:line="360" w:lineRule="auto"/>
+        <w:ind w:firstLine="709"/>
+        <w:jc w:val="both"/>
+        <w:rPr>
+          <w:rFonts w:ascii="Times New Roman" w:hAnsi="Times New Roman" w:cs="Times New Roman"/>
+          <w:b/>
+          <w:bCs/>
+          <w:sz w:val="28"/>
+          <w:szCs w:val="28"/>
+        </w:rPr>
+      </w:pPr>
+    </w:p>
+    <w:p>
+      <w:pPr>
+        <w:keepNext/>
+        <w:tabs>
+          <w:tab w:val="left" w:pos="6015"/>
+        </w:tabs>
+        <w:spacing w:after="0" w:line="360" w:lineRule="auto"/>
+        <w:ind w:firstLine="709"/>
+        <w:jc w:val="both"/>
+        <w:rPr>
+          <w:rFonts w:ascii="Times New Roman" w:hAnsi="Times New Roman" w:cs="Times New Roman"/>
+          <w:b/>
+          <w:bCs/>
+          <w:sz w:val="28"/>
+          <w:szCs w:val="28"/>
+        </w:rPr>
+      </w:pPr>
+    </w:p>
+    <w:p>
+      <w:pPr>
+        <w:keepNext/>
+        <w:tabs>
+          <w:tab w:val="left" w:pos="6015"/>
+        </w:tabs>
+        <w:spacing w:after="0" w:line="360" w:lineRule="auto"/>
+        <w:ind w:firstLine="709"/>
+        <w:jc w:val="both"/>
+        <w:rPr>
+          <w:rFonts w:ascii="Times New Roman" w:hAnsi="Times New Roman" w:cs="Times New Roman"/>
+          <w:b/>
+          <w:bCs/>
+          <w:sz w:val="28"/>
+          <w:szCs w:val="28"/>
+        </w:rPr>
+      </w:pPr>
+    </w:p>
+    <w:p>
+      <w:pPr>
+        <w:keepNext/>
+        <w:tabs>
+          <w:tab w:val="left" w:pos="6015"/>
+        </w:tabs>
+        <w:spacing w:after="0" w:line="360" w:lineRule="auto"/>
+        <w:ind w:firstLine="709"/>
+        <w:jc w:val="both"/>
+        <w:rPr>
+          <w:rFonts w:ascii="Times New Roman" w:hAnsi="Times New Roman" w:cs="Times New Roman"/>
+          <w:b/>
+          <w:bCs/>
+          <w:sz w:val="28"/>
+          <w:szCs w:val="28"/>
+        </w:rPr>
+      </w:pPr>
+    </w:p>
+    <w:p>
+      <w:pPr>
+        <w:keepNext/>
+        <w:tabs>
+          <w:tab w:val="left" w:pos="6015"/>
+        </w:tabs>
+        <w:spacing w:after="0" w:line="360" w:lineRule="auto"/>
+        <w:ind w:firstLine="709"/>
+        <w:jc w:val="both"/>
+        <w:rPr>
+          <w:rFonts w:ascii="Times New Roman" w:hAnsi="Times New Roman" w:cs="Times New Roman"/>
+          <w:b/>
+          <w:bCs/>
+          <w:sz w:val="28"/>
+          <w:szCs w:val="28"/>
+        </w:rPr>
+      </w:pPr>
+    </w:p>
+    <w:p>
+      <w:pPr>
+        <w:keepNext/>
+        <w:tabs>
+          <w:tab w:val="left" w:pos="6015"/>
+        </w:tabs>
+        <w:spacing w:after="0" w:line="360" w:lineRule="auto"/>
+        <w:ind w:firstLine="709"/>
+        <w:jc w:val="both"/>
+        <w:rPr>
+          <w:rFonts w:ascii="Times New Roman" w:hAnsi="Times New Roman" w:cs="Times New Roman"/>
+          <w:b/>
+          <w:bCs/>
+          <w:sz w:val="28"/>
+          <w:szCs w:val="28"/>
+        </w:rPr>
+      </w:pPr>
+    </w:p>
+    <w:p>
+      <w:pPr>
+        <w:keepNext/>
+        <w:tabs>
+          <w:tab w:val="left" w:pos="6015"/>
+        </w:tabs>
+        <w:spacing w:after="0" w:line="360" w:lineRule="auto"/>
+        <w:ind w:firstLine="709"/>
+        <w:jc w:val="both"/>
+        <w:rPr>
+          <w:rFonts w:ascii="Times New Roman" w:hAnsi="Times New Roman" w:cs="Times New Roman"/>
+          <w:b/>
+          <w:bCs/>
+          <w:sz w:val="28"/>
+          <w:szCs w:val="28"/>
+        </w:rPr>
+      </w:pPr>
+    </w:p>
+    <w:p>
+      <w:pPr>
+        <w:keepNext/>
+        <w:tabs>
+          <w:tab w:val="left" w:pos="6015"/>
+        </w:tabs>
+        <w:spacing w:after="0" w:line="360" w:lineRule="auto"/>
+        <w:ind w:firstLine="709"/>
+        <w:jc w:val="both"/>
+        <w:rPr>
+          <w:rFonts w:ascii="Times New Roman" w:hAnsi="Times New Roman" w:cs="Times New Roman"/>
+          <w:b/>
+          <w:bCs/>
+          <w:sz w:val="28"/>
+          <w:szCs w:val="28"/>
+        </w:rPr>
+      </w:pPr>
+    </w:p>
+    <w:p>
+      <w:pPr>
+        <w:keepNext/>
+        <w:tabs>
+          <w:tab w:val="left" w:pos="6015"/>
+        </w:tabs>
+        <w:spacing w:after="0" w:line="360" w:lineRule="auto"/>
+        <w:ind w:firstLine="709"/>
+        <w:jc w:val="both"/>
+        <w:rPr>
+          <w:rFonts w:ascii="Times New Roman" w:hAnsi="Times New Roman" w:cs="Times New Roman"/>
+          <w:b/>
+          <w:bCs/>
+          <w:sz w:val="28"/>
+          <w:szCs w:val="28"/>
+        </w:rPr>
+      </w:pPr>
+      <w:r>
+        <w:rPr>
+          <w:rFonts w:ascii="Times New Roman" w:hAnsi="Times New Roman" w:cs="Times New Roman"/>
+          <w:b/>
+          <w:bCs/>
+          <w:sz w:val="28"/>
+          <w:szCs w:val="28"/>
+        </w:rPr>
+        <w:lastRenderedPageBreak/>
+        <w:t>Алгоритм программы</w:t>
+      </w:r>
+    </w:p>
+    <w:p>
+      <w:pPr>
+        <w:keepNext/>
+        <w:tabs>
+          <w:tab w:val="left" w:pos="6015"/>
+        </w:tabs>
+        <w:spacing w:after="0" w:line="360" w:lineRule="auto"/>
+        <w:ind w:firstLine="709"/>
+        <w:jc w:val="both"/>
+        <w:rPr>
+          <w:rFonts w:ascii="Times New Roman" w:hAnsi="Times New Roman" w:cs="Times New Roman"/>
+          <w:sz w:val="28"/>
+          <w:szCs w:val="28"/>
+        </w:rPr>
+      </w:pPr>
+      <w:r>
+        <w:rPr>
+          <w:rFonts w:ascii="Times New Roman" w:hAnsi="Times New Roman" w:cs="Times New Roman"/>
+          <w:sz w:val="28"/>
+          <w:szCs w:val="28"/>
+        </w:rPr>
+        <w:t>Алгоритм программы представлен блок-схемой.</w:t>
+      </w:r>
+    </w:p>
+    <w:p>
+      <w:pPr>
+        <w:keepNext/>
+        <w:tabs>
+          <w:tab w:val="left" w:pos="6015"/>
+        </w:tabs>
+        <w:spacing w:after="0" w:line="360" w:lineRule="auto"/>
+        <w:ind w:firstLine="709"/>
+        <w:jc w:val="both"/>
+        <w:rPr>
+          <w:rFonts w:ascii="Times New Roman" w:hAnsi="Times New Roman" w:cs="Times New Roman"/>
+          <w:b/>
+          <w:bCs/>
+          <w:sz w:val="28"/>
+          <w:szCs w:val="28"/>
+        </w:rPr>
+      </w:pPr>
+      <w:r>
+        <w:rPr>
+          <w:rFonts w:ascii="Times New Roman" w:hAnsi="Times New Roman" w:cs="Times New Roman"/>
+          <w:b/>
+          <w:bCs/>
           <w:noProof/>
-          <w:color w:val="FF0000"/>
           <w:sz w:val="28"/>
           <w:szCs w:val="28"/>
           <w:lang w:eastAsia="ja-JP"/>
         </w:rPr>
-        <w:lastRenderedPageBreak/>
         <w:drawing>
           <wp:inline distT="0" distB="0" distL="0" distR="0">
-            <wp:extent cx="4295775" cy="9772650"/>
-            <wp:effectExtent l="19050" t="0" r="9525" b="0"/>
-            <wp:docPr id="7" name="Рисунок 7"/>
+            <wp:extent cx="3940718" cy="6477000"/>
+            <wp:effectExtent l="19050" t="0" r="2632" b="0"/>
+            <wp:docPr id="1" name="Рисунок 1"/>
             <wp:cNvGraphicFramePr>
               <a:graphicFrameLocks xmlns:a="http://schemas.openxmlformats.org/drawingml/2006/main" noChangeAspect="1"/>
             </wp:cNvGraphicFramePr>
@@ -1245,7 +1499,7 @@
               <a:graphicData uri="http://schemas.openxmlformats.org/drawingml/2006/picture">
                 <pic:pic xmlns:pic="http://schemas.openxmlformats.org/drawingml/2006/picture">
                   <pic:nvPicPr>
-                    <pic:cNvPr id="0" name="Picture 7"/>
+                    <pic:cNvPr id="0" name="Picture 1"/>
                     <pic:cNvPicPr>
                       <a:picLocks noChangeAspect="1" noChangeArrowheads="1"/>
                     </pic:cNvPicPr>
@@ -1260,7 +1514,7 @@
                   <pic:spPr bwMode="auto">
                     <a:xfrm>
                       <a:off x="0" y="0"/>
-                      <a:ext cx="4295775" cy="9772650"/>
+                      <a:ext cx="3940965" cy="6477405"/>
                     </a:xfrm>
                     <a:prstGeom prst="rect">
                       <a:avLst/>
@@ -1305,7 +1559,6 @@
           <w:sz w:val="28"/>
           <w:szCs w:val="28"/>
         </w:rPr>
-        <w:lastRenderedPageBreak/>
         <w:t>Реализация программы</w:t>
       </w:r>
     </w:p>
@@ -1801,6 +2054,7 @@
                 <w:szCs w:val="28"/>
                 <w:lang w:val="en-US"/>
               </w:rPr>
+              <w:lastRenderedPageBreak/>
               <w:t>totalShots</w:t>
             </w:r>
             <w:proofErr w:type="spellEnd"/>
@@ -1993,16 +2247,7 @@
                 <w:szCs w:val="28"/>
                 <w:lang w:val="en-US"/>
               </w:rPr>
-              <w:t>hits</w:t>
-            </w:r>
-            <w:r>
-              <w:rPr>
-                <w:rFonts w:ascii="Times New Roman" w:hAnsi="Times New Roman" w:cs="Times New Roman"/>
-                <w:sz w:val="28"/>
-                <w:szCs w:val="28"/>
-                <w:lang w:val="en-US"/>
-              </w:rPr>
-              <w:t>&gt;0</w:t>
+              <w:t>hits&gt;0</w:t>
             </w:r>
           </w:p>
         </w:tc>
@@ -2838,43 +3083,7 @@
                 <w:szCs w:val="28"/>
                 <w:lang w:val="en-US"/>
               </w:rPr>
-              <w:t>x</w:t>
-            </w:r>
-            <w:r>
-              <w:rPr>
-                <w:rFonts w:ascii="Times New Roman" w:hAnsi="Times New Roman" w:cs="Times New Roman"/>
-                <w:sz w:val="28"/>
-                <w:szCs w:val="28"/>
-                <w:lang w:val="en-US"/>
-              </w:rPr>
-              <w:t>=</w:t>
-            </w:r>
-            <w:r>
-              <w:rPr>
-                <w:rFonts w:ascii="Times New Roman" w:hAnsi="Times New Roman" w:cs="Times New Roman"/>
-                <w:sz w:val="28"/>
-                <w:szCs w:val="28"/>
-                <w:lang w:val="en-US"/>
-              </w:rPr>
-              <w:t>9</w:t>
-            </w:r>
-            <w:r>
-              <w:rPr>
-                <w:rFonts w:ascii="Times New Roman" w:hAnsi="Times New Roman" w:cs="Times New Roman"/>
-                <w:sz w:val="28"/>
-                <w:szCs w:val="28"/>
-                <w:lang w:val="en-US"/>
-              </w:rPr>
-              <w:t>, y=</w:t>
-            </w:r>
-            <w:r>
-              <w:rPr>
-                <w:rFonts w:ascii="Times New Roman" w:hAnsi="Times New Roman" w:cs="Times New Roman"/>
-                <w:sz w:val="28"/>
-                <w:szCs w:val="28"/>
-                <w:lang w:val="en-US"/>
-              </w:rPr>
-              <w:t>9</w:t>
+              <w:t>x=9, y=9</w:t>
             </w:r>
           </w:p>
         </w:tc>
@@ -2993,34 +3202,7 @@
                 <w:szCs w:val="28"/>
                 <w:lang w:val="en-US"/>
               </w:rPr>
-              <w:t>x=</w:t>
-            </w:r>
-            <w:r>
-              <w:rPr>
-                <w:rFonts w:ascii="Times New Roman" w:hAnsi="Times New Roman" w:cs="Times New Roman"/>
-                <w:sz w:val="28"/>
-                <w:szCs w:val="28"/>
-                <w:lang w:val="en-US"/>
-              </w:rPr>
-              <w:t>-1</w:t>
-            </w:r>
-            <w:r>
-              <w:rPr>
-                <w:rFonts w:ascii="Times New Roman" w:hAnsi="Times New Roman" w:cs="Times New Roman"/>
-                <w:sz w:val="28"/>
-                <w:szCs w:val="28"/>
-                <w:lang w:val="en-US"/>
-              </w:rPr>
-              <w:t>, y=</w:t>
-            </w:r>
-            <w:r>
-              <w:rPr>
-                <w:rFonts w:ascii="Times New Roman" w:hAnsi="Times New Roman" w:cs="Times New Roman"/>
-                <w:sz w:val="28"/>
-                <w:szCs w:val="28"/>
-                <w:lang w:val="en-US"/>
-              </w:rPr>
-              <w:t>2</w:t>
+              <w:t>x=-1, y=2</w:t>
             </w:r>
           </w:p>
         </w:tc>
@@ -3139,34 +3321,7 @@
                 <w:szCs w:val="28"/>
                 <w:lang w:val="en-US"/>
               </w:rPr>
-              <w:t>x=</w:t>
-            </w:r>
-            <w:r>
-              <w:rPr>
-                <w:rFonts w:ascii="Times New Roman" w:hAnsi="Times New Roman" w:cs="Times New Roman"/>
-                <w:sz w:val="28"/>
-                <w:szCs w:val="28"/>
-                <w:lang w:val="en-US"/>
-              </w:rPr>
-              <w:t>0.5</w:t>
-            </w:r>
-            <w:r>
-              <w:rPr>
-                <w:rFonts w:ascii="Times New Roman" w:hAnsi="Times New Roman" w:cs="Times New Roman"/>
-                <w:sz w:val="28"/>
-                <w:szCs w:val="28"/>
-                <w:lang w:val="en-US"/>
-              </w:rPr>
-              <w:t>, y=</w:t>
-            </w:r>
-            <w:r>
-              <w:rPr>
-                <w:rFonts w:ascii="Times New Roman" w:hAnsi="Times New Roman" w:cs="Times New Roman"/>
-                <w:sz w:val="28"/>
-                <w:szCs w:val="28"/>
-                <w:lang w:val="en-US"/>
-              </w:rPr>
-              <w:t>0.5</w:t>
+              <w:t>x=0.5, y=0.5</w:t>
             </w:r>
           </w:p>
         </w:tc>
@@ -3822,7 +3977,7 @@
   <a:extraClrSchemeLst/>
   <a:extLst>
     <a:ext uri="{05A4C25C-085E-4340-85A3-A5531E510DB2}">
-      <thm15:themeFamily xmlns:thm15="http://schemas.microsoft.com/office/thememl/2012/main" xmlns="" name="Office Theme" id="{62F939B6-93AF-4DB8-9C6B-D6C7DFDC589F}" vid="{4A3C46E8-61CC-4603-A589-7422A47A8E4A}"/>
+      <thm15:themeFamily xmlns="" xmlns:thm15="http://schemas.microsoft.com/office/thememl/2012/main" name="Office Theme" id="{62F939B6-93AF-4DB8-9C6B-D6C7DFDC589F}" vid="{4A3C46E8-61CC-4603-A589-7422A47A8E4A}"/>
     </a:ext>
   </a:extLst>
 </a:theme>
